--- a/belgeler/35_PROFORMA_LISTESI.docx
+++ b/belgeler/35_PROFORMA_LISTESI.docx
@@ -450,7 +450,7 @@
                 <w:color w:val="000000"/>
                 <w:sz w:val="16"/>
               </w:rPr>
-              <w:t>5.867.052,75</w:t>
+              <w:t>5.845.091,09</w:t>
             </w:r>
           </w:p>
         </w:tc>
@@ -477,7 +477,7 @@
                 <w:color w:val="000000"/>
                 <w:sz w:val="16"/>
               </w:rPr>
-              <w:t>111.206</w:t>
+              <w:t>110.790</w:t>
             </w:r>
           </w:p>
         </w:tc>
@@ -912,7 +912,7 @@
                 <w:color w:val="000000"/>
                 <w:sz w:val="16"/>
               </w:rPr>
-              <w:t>9.462.899,96</w:t>
+              <w:t>9.440.938,30</w:t>
             </w:r>
           </w:p>
         </w:tc>
@@ -939,7 +939,7 @@
                 <w:color w:val="000000"/>
                 <w:sz w:val="16"/>
               </w:rPr>
-              <w:t>179.363</w:t>
+              <w:t>178.946</w:t>
             </w:r>
           </w:p>
         </w:tc>

--- a/belgeler/35_PROFORMA_LISTESI.docx
+++ b/belgeler/35_PROFORMA_LISTESI.docx
@@ -450,7 +450,7 @@
                 <w:color w:val="000000"/>
                 <w:sz w:val="16"/>
               </w:rPr>
-              <w:t>5.845.091,09</w:t>
+              <w:t>5.867.052,75</w:t>
             </w:r>
           </w:p>
         </w:tc>
@@ -477,7 +477,7 @@
                 <w:color w:val="000000"/>
                 <w:sz w:val="16"/>
               </w:rPr>
-              <w:t>110.790</w:t>
+              <w:t>111.206</w:t>
             </w:r>
           </w:p>
         </w:tc>
@@ -912,7 +912,7 @@
                 <w:color w:val="000000"/>
                 <w:sz w:val="16"/>
               </w:rPr>
-              <w:t>9.440.938,30</w:t>
+              <w:t>9.462.899,96</w:t>
             </w:r>
           </w:p>
         </w:tc>
@@ -939,7 +939,7 @@
                 <w:color w:val="000000"/>
                 <w:sz w:val="16"/>
               </w:rPr>
-              <w:t>178.946</w:t>
+              <w:t>179.363</w:t>
             </w:r>
           </w:p>
         </w:tc>

--- a/belgeler/35_PROFORMA_LISTESI.docx
+++ b/belgeler/35_PROFORMA_LISTESI.docx
@@ -506,170 +506,6 @@
                 <w:color w:val="000000"/>
                 <w:sz w:val="16"/>
               </w:rPr>
-              <w:t>37</w:t>
-            </w:r>
-          </w:p>
-        </w:tc>
-        <w:tc>
-          <w:tcPr>
-            <w:tcW w:type="dxa" w:w="1814"/>
-            <w:tcBorders>
-              <w:top w:val="single" w:sz="4" w:space="0" w:color="808080"/>
-              <w:left w:val="single" w:sz="4" w:space="0" w:color="808080"/>
-              <w:bottom w:val="single" w:sz="4" w:space="0" w:color="808080"/>
-              <w:right w:val="single" w:sz="4" w:space="0" w:color="808080"/>
-            </w:tcBorders>
-          </w:tcPr>
-          <w:p>
-            <w:pPr>
-              <w:spacing w:before="20" w:after="20"/>
-              <w:jc w:val="left"/>
-            </w:pPr>
-            <w:r>
-              <w:rPr>
-                <w:rFonts w:ascii="Calibri" w:hAnsi="Calibri"/>
-                <w:b w:val="0"/>
-                <w:i w:val="0"/>
-                <w:color w:val="000000"/>
-                <w:sz w:val="16"/>
-              </w:rPr>
-              <w:t>Kümes makine ve ekipmanı</w:t>
-            </w:r>
-          </w:p>
-        </w:tc>
-        <w:tc>
-          <w:tcPr>
-            <w:tcW w:type="dxa" w:w="1928"/>
-            <w:tcBorders>
-              <w:top w:val="single" w:sz="4" w:space="0" w:color="808080"/>
-              <w:left w:val="single" w:sz="4" w:space="0" w:color="808080"/>
-              <w:bottom w:val="single" w:sz="4" w:space="0" w:color="808080"/>
-              <w:right w:val="single" w:sz="4" w:space="0" w:color="808080"/>
-            </w:tcBorders>
-          </w:tcPr>
-          <w:p>
-            <w:pPr>
-              <w:spacing w:before="20" w:after="20"/>
-              <w:jc w:val="left"/>
-            </w:pPr>
-            <w:r>
-              <w:rPr>
-                <w:rFonts w:ascii="Calibri" w:hAnsi="Calibri"/>
-                <w:b w:val="0"/>
-                <w:i w:val="0"/>
-                <w:color w:val="000000"/>
-                <w:sz w:val="16"/>
-              </w:rPr>
-              <w:t>Tedarikçi — alınacak</w:t>
-            </w:r>
-          </w:p>
-        </w:tc>
-        <w:tc>
-          <w:tcPr>
-            <w:tcW w:type="dxa" w:w="3855"/>
-            <w:tcBorders>
-              <w:top w:val="single" w:sz="4" w:space="0" w:color="808080"/>
-              <w:left w:val="single" w:sz="4" w:space="0" w:color="808080"/>
-              <w:bottom w:val="single" w:sz="4" w:space="0" w:color="808080"/>
-              <w:right w:val="single" w:sz="4" w:space="0" w:color="808080"/>
-            </w:tcBorders>
-          </w:tcPr>
-          <w:p>
-            <w:pPr>
-              <w:spacing w:before="20" w:after="20"/>
-              <w:jc w:val="left"/>
-            </w:pPr>
-            <w:r>
-              <w:rPr>
-                <w:rFonts w:ascii="Calibri" w:hAnsi="Calibri"/>
-                <w:b w:val="0"/>
-                <w:i w:val="0"/>
-                <w:color w:val="000000"/>
-                <w:sz w:val="16"/>
-              </w:rPr>
-              <w:t>Yemleme, sulama, havalandırma, serinletme, kontrol panosu, silo ve işçilik-nakliye. Miktarlar kümes mekanik projesinden alınmıştır.</w:t>
-            </w:r>
-          </w:p>
-        </w:tc>
-        <w:tc>
-          <w:tcPr>
-            <w:tcW w:type="dxa" w:w="1247"/>
-            <w:tcBorders>
-              <w:top w:val="single" w:sz="4" w:space="0" w:color="808080"/>
-              <w:left w:val="single" w:sz="4" w:space="0" w:color="808080"/>
-              <w:bottom w:val="single" w:sz="4" w:space="0" w:color="808080"/>
-              <w:right w:val="single" w:sz="4" w:space="0" w:color="808080"/>
-            </w:tcBorders>
-          </w:tcPr>
-          <w:p>
-            <w:pPr>
-              <w:spacing w:before="20" w:after="20"/>
-              <w:jc w:val="right"/>
-            </w:pPr>
-            <w:r>
-              <w:rPr>
-                <w:rFonts w:ascii="Calibri" w:hAnsi="Calibri"/>
-                <w:b w:val="0"/>
-                <w:i w:val="0"/>
-                <w:color w:val="000000"/>
-                <w:sz w:val="16"/>
-              </w:rPr>
-              <w:t>2.885.847,21</w:t>
-            </w:r>
-          </w:p>
-        </w:tc>
-        <w:tc>
-          <w:tcPr>
-            <w:tcW w:type="dxa" w:w="850"/>
-            <w:tcBorders>
-              <w:top w:val="single" w:sz="4" w:space="0" w:color="808080"/>
-              <w:left w:val="single" w:sz="4" w:space="0" w:color="808080"/>
-              <w:bottom w:val="single" w:sz="4" w:space="0" w:color="808080"/>
-              <w:right w:val="single" w:sz="4" w:space="0" w:color="808080"/>
-            </w:tcBorders>
-          </w:tcPr>
-          <w:p>
-            <w:pPr>
-              <w:spacing w:before="20" w:after="20"/>
-              <w:jc w:val="right"/>
-            </w:pPr>
-            <w:r>
-              <w:rPr>
-                <w:rFonts w:ascii="Calibri" w:hAnsi="Calibri"/>
-                <w:b w:val="0"/>
-                <w:i w:val="0"/>
-                <w:color w:val="000000"/>
-                <w:sz w:val="16"/>
-              </w:rPr>
-              <w:t>54.699</w:t>
-            </w:r>
-          </w:p>
-        </w:tc>
-      </w:tr>
-      <w:tr>
-        <w:tc>
-          <w:tcPr>
-            <w:tcW w:type="dxa" w:w="737"/>
-            <w:tcBorders>
-              <w:top w:val="single" w:sz="4" w:space="0" w:color="808080"/>
-              <w:left w:val="single" w:sz="4" w:space="0" w:color="808080"/>
-              <w:bottom w:val="single" w:sz="4" w:space="0" w:color="808080"/>
-              <w:right w:val="single" w:sz="4" w:space="0" w:color="808080"/>
-            </w:tcBorders>
-          </w:tcPr>
-          <w:p>
-            <w:pPr>
-              <w:spacing w:before="20" w:after="20"/>
-              <w:jc w:val="center"/>
-            </w:pPr>
-            <w:r>
-              <w:rPr>
-                <w:rFonts w:ascii="Calibri" w:hAnsi="Calibri"/>
-                <w:b w:val="0"/>
-                <w:i w:val="0"/>
-                <w:color w:val="000000"/>
-                <w:sz w:val="16"/>
-              </w:rPr>
               <w:t>38</w:t>
             </w:r>
           </w:p>
@@ -697,7 +533,7 @@
                 <w:color w:val="000000"/>
                 <w:sz w:val="16"/>
               </w:rPr>
-              <w:t>Kümes ısıtma sistemi</w:t>
+              <w:t>Kümes makine ve ekipmanı (ısıtma sistemi dâhil)</w:t>
             </w:r>
           </w:p>
         </w:tc>
@@ -724,7 +560,7 @@
                 <w:color w:val="000000"/>
                 <w:sz w:val="16"/>
               </w:rPr>
-              <w:t>YAĞMUR TEKNİK ISI VE ENDÜSTRİ MAKİNALARI SANAYİ TİCARET LİMİTED ŞİRKETİ</w:t>
+              <w:t>HIZAL KÜMES EKİPMANLARI KİMYEVİ MADDELER SANAYİ VE DIŞ TİCARET LİMİTED ŞİRKETİ</w:t>
             </w:r>
           </w:p>
         </w:tc>
@@ -751,7 +587,7 @@
                 <w:color w:val="000000"/>
                 <w:sz w:val="16"/>
               </w:rPr>
-              <w:t>Katı yakıtlı merkezi sistem sıcak hava üreteci, iki kümes için 2 adet.</w:t>
+              <w:t>Yemleme, sulama, havalandırma, serinletme, klape, silo, aydınlatma, ISITMA SİSTEMİ, kümes otomasyonu ile işçilik ve nakliye — on kalem, iki kümes için.</w:t>
             </w:r>
           </w:p>
         </w:tc>
@@ -778,7 +614,7 @@
                 <w:color w:val="000000"/>
                 <w:sz w:val="16"/>
               </w:rPr>
-              <w:t>710.000,00</w:t>
+              <w:t>3.892.868,60</w:t>
             </w:r>
           </w:p>
         </w:tc>
@@ -805,7 +641,7 @@
                 <w:color w:val="000000"/>
                 <w:sz w:val="16"/>
               </w:rPr>
-              <w:t>13.458</w:t>
+              <w:t>73.787</w:t>
             </w:r>
           </w:p>
         </w:tc>
@@ -912,7 +748,7 @@
                 <w:color w:val="000000"/>
                 <w:sz w:val="16"/>
               </w:rPr>
-              <w:t>9.462.899,96</w:t>
+              <w:t>9.759.921,35</w:t>
             </w:r>
           </w:p>
         </w:tc>
@@ -939,7 +775,7 @@
                 <w:color w:val="000000"/>
                 <w:sz w:val="16"/>
               </w:rPr>
-              <w:t>179.363</w:t>
+              <w:t>184.992</w:t>
             </w:r>
           </w:p>
         </w:tc>
@@ -1030,7 +866,7 @@
           <w:color w:val="000000"/>
           <w:sz w:val="18"/>
         </w:rPr>
-        <w:t>37 · Kümes makine ve ekipmanı</w:t>
+        <w:t>38 · Kümes makine ve ekipmanı (ısıtma sistemi dâhil)</w:t>
       </w:r>
       <w:r>
         <w:rPr>
@@ -1040,7 +876,7 @@
           <w:color w:val="000000"/>
           <w:sz w:val="18"/>
         </w:rPr>
-        <w:t xml:space="preserve"> — Tedarikçi — alınacak</w:t>
+        <w:t xml:space="preserve"> — HIZAL KÜMES EKİPMANLARI KİMYEVİ MADDELER SANAYİ VE DIŞ TİCARET LİMİTED ŞİRKETİ</w:t>
       </w:r>
     </w:p>
     <w:p>
@@ -1056,54 +892,7 @@
           <w:color w:val="000000"/>
           <w:sz w:val="18"/>
         </w:rPr>
-        <w:t>Proforma 37 numaralı FİYATSIZ İSTEK LİSTESİ ile istenecektir; liste kümes mekanik ekipmanı ile ısıtma sistemini birlikte taşır. Tablodaki tutar, proforma gelene kadar geçerli olan birim fiyat tahminidir; proforma alındığında yerine yazılır.</w:t>
-      </w:r>
-    </w:p>
-    <w:p>
-      <w:pPr>
-        <w:spacing w:after="40"/>
-      </w:pPr>
-    </w:p>
-    <w:p>
-      <w:pPr>
-        <w:spacing w:after="60"/>
-        <w:jc w:val="both"/>
-      </w:pPr>
-      <w:r>
-        <w:rPr>
-          <w:rFonts w:ascii="Calibri" w:hAnsi="Calibri"/>
-          <w:b/>
-          <w:i w:val="0"/>
-          <w:color w:val="000000"/>
-          <w:sz w:val="18"/>
-        </w:rPr>
-        <w:t>38 · Kümes ısıtma sistemi</w:t>
-      </w:r>
-      <w:r>
-        <w:rPr>
-          <w:rFonts w:ascii="Calibri" w:hAnsi="Calibri"/>
-          <w:b w:val="0"/>
-          <w:i w:val="0"/>
-          <w:color w:val="000000"/>
-          <w:sz w:val="18"/>
-        </w:rPr>
-        <w:t xml:space="preserve"> — YAĞMUR TEKNİK ISI VE ENDÜSTRİ MAKİNALARI SANAYİ TİCARET LİMİTED ŞİRKETİ</w:t>
-      </w:r>
-    </w:p>
-    <w:p>
-      <w:pPr>
-        <w:spacing w:after="60"/>
-        <w:jc w:val="both"/>
-      </w:pPr>
-      <w:r>
-        <w:rPr>
-          <w:rFonts w:ascii="Calibri" w:hAnsi="Calibri"/>
-          <w:b w:val="0"/>
-          <w:i w:val="0"/>
-          <w:color w:val="000000"/>
-          <w:sz w:val="18"/>
-        </w:rPr>
-        <w:t>Tedarikçi kendi antetli kâğıdında düzenlemelidir; 4992 numaralı teklif esas alınır.</w:t>
+        <w:t>PROFORMA ALINMIŞTIR (belge 38): tedarikçinin 27.11.2025 tarih ve 25-001-mt numaralı proforma faturası. Uygun olmayan makine-ekipman gideri yalnız bu proformaya göredir; ayrı ısıtma lotu ve ona ait teklif başvuru sahibinin kararıyla iptal edilmiştir.</w:t>
       </w:r>
     </w:p>
     <w:p>

--- a/belgeler/35_PROFORMA_LISTESI.docx
+++ b/belgeler/35_PROFORMA_LISTESI.docx
@@ -614,7 +614,7 @@
                 <w:color w:val="000000"/>
                 <w:sz w:val="16"/>
               </w:rPr>
-              <w:t>3.892.868,60</w:t>
+              <w:t>3.784.288,46</w:t>
             </w:r>
           </w:p>
         </w:tc>
@@ -641,7 +641,7 @@
                 <w:color w:val="000000"/>
                 <w:sz w:val="16"/>
               </w:rPr>
-              <w:t>73.787</w:t>
+              <w:t>71.729</w:t>
             </w:r>
           </w:p>
         </w:tc>
@@ -748,7 +748,7 @@
                 <w:color w:val="000000"/>
                 <w:sz w:val="16"/>
               </w:rPr>
-              <w:t>9.759.921,35</w:t>
+              <w:t>9.651.341,21</w:t>
             </w:r>
           </w:p>
         </w:tc>
@@ -775,7 +775,7 @@
                 <w:color w:val="000000"/>
                 <w:sz w:val="16"/>
               </w:rPr>
-              <w:t>184.992</w:t>
+              <w:t>182.934</w:t>
             </w:r>
           </w:p>
         </w:tc>
@@ -892,7 +892,7 @@
           <w:color w:val="000000"/>
           <w:sz w:val="18"/>
         </w:rPr>
-        <w:t>PROFORMA ALINMIŞTIR (belge 38): tedarikçinin 27.11.2025 tarih ve 25-001-mt numaralı proforma faturası. Uygun olmayan makine-ekipman gideri yalnız bu proformaya göredir; ayrı ısıtma lotu ve ona ait teklif başvuru sahibinin kararıyla iptal edilmiştir.</w:t>
+        <w:t>PROFORMA ALINMIŞTIR (belge 38): tedarikçinin 29.08.2026 tarih ve 25-001-mt numaralı proforma faturası. Uygun olmayan makine-ekipman gideri yalnız bu proformaya göredir; ayrı ısıtma lotu ve ona ait teklif başvuru sahibinin kararıyla iptal edilmiştir.</w:t>
       </w:r>
     </w:p>
     <w:p>

--- a/belgeler/35_PROFORMA_LISTESI.docx
+++ b/belgeler/35_PROFORMA_LISTESI.docx
@@ -450,7 +450,7 @@
                 <w:color w:val="000000"/>
                 <w:sz w:val="16"/>
               </w:rPr>
-              <w:t>5.867.052,75</w:t>
+              <w:t>5.541.091,09</w:t>
             </w:r>
           </w:p>
         </w:tc>
@@ -477,7 +477,7 @@
                 <w:color w:val="000000"/>
                 <w:sz w:val="16"/>
               </w:rPr>
-              <w:t>111.206</w:t>
+              <w:t>105.027</w:t>
             </w:r>
           </w:p>
         </w:tc>
@@ -614,7 +614,7 @@
                 <w:color w:val="000000"/>
                 <w:sz w:val="16"/>
               </w:rPr>
-              <w:t>3.784.288,46</w:t>
+              <w:t>3.784.288,48</w:t>
             </w:r>
           </w:p>
         </w:tc>
@@ -748,7 +748,7 @@
                 <w:color w:val="000000"/>
                 <w:sz w:val="16"/>
               </w:rPr>
-              <w:t>9.651.341,21</w:t>
+              <w:t>9.325.379,57</w:t>
             </w:r>
           </w:p>
         </w:tc>
@@ -775,7 +775,7 @@
                 <w:color w:val="000000"/>
                 <w:sz w:val="16"/>
               </w:rPr>
-              <w:t>182.934</w:t>
+              <w:t>176.756</w:t>
             </w:r>
           </w:p>
         </w:tc>

--- a/belgeler/35_PROFORMA_LISTESI.docx
+++ b/belgeler/35_PROFORMA_LISTESI.docx
@@ -845,7 +845,7 @@
           <w:color w:val="000000"/>
           <w:sz w:val="18"/>
         </w:rPr>
-        <w:t>Yatırımın hibe dışı kalan bütün inşaat işleri TEK proformada toplanmıştır. Yüklenici kendi künyesiyle düzenler; poz numaraları, miktarlar ve birim fiyatlar keşif özetleriyle birebir aynıdır.</w:t>
+        <w:t>Yatırımın hibe dışı kalan bütün inşaat işleri TEK proformada toplanmıştır. Yüklenici kendi künyesiyle düzenler; poz numaraları ve birim fiyatlar metraj cetveliyle aynı esastadır. Yem silosu betonarme kaidelerinin miktarları, statik projesi teklif verildikten sonra kesinleştiği için teklif tarihindeki hâliyle korunmuştur.</w:t>
       </w:r>
     </w:p>
     <w:p>
